--- a/pr01/Отчёт_ПР_01.docx
+++ b/pr01/Отчёт_ПР_01.docx
@@ -5142,6 +5142,37 @@
     </w:p>
     <w:p>
       <w:pPr>
+        <w:spacing w:line="360" w:lineRule="auto" w:after="0" w:before="0"/>
+        <w:ind w:firstLine="709"/>
+        <w:jc w:val="both"/>
+      </w:pPr>
+      <w:r>
+        <w:rPr>
+          <w:rFonts w:ascii="Times New Roman" w:hAnsi="Times New Roman" w:eastAsia="Times New Roman" w:cs="Times New Roman"/>
+          <w:b w:val="0"/>
+          <w:sz w:val="28"/>
+        </w:rPr>
+        <w:t xml:space="preserve">Таблица истинности, СДНФ, МКНФ и карты Карно оформлены также в файле </w:t>
+      </w:r>
+      <w:r>
+        <w:rPr>
+          <w:rFonts w:ascii="Courier New" w:hAnsi="Courier New" w:eastAsia="Courier New" w:cs="Courier New"/>
+          <w:b w:val="0"/>
+          <w:sz w:val="26"/>
+        </w:rPr>
+        <w:t>pr01/Практика_1_вариант_14.xlsx</w:t>
+      </w:r>
+      <w:r>
+        <w:rPr>
+          <w:rFonts w:ascii="Times New Roman" w:hAnsi="Times New Roman" w:eastAsia="Times New Roman" w:cs="Times New Roman"/>
+          <w:b w:val="0"/>
+          <w:sz w:val="28"/>
+        </w:rPr>
+        <w:t xml:space="preserve"> (таблица истинности со значениями вектора, формулы СДНФ и МКНФ, три карты Карно — с группировкой единиц для СДНФ и нулей для МКНФ — и разложение шестнадцатеричного вектора 55AA по тетрадам).</w:t>
+      </w:r>
+    </w:p>
+    <w:p>
+      <w:pPr>
         <w:keepNext/>
         <w:spacing w:line="360" w:lineRule="auto" w:after="80" w:before="160"/>
         <w:ind w:firstLine="709"/>
